--- a/klagomål/A 37062-2025 FSC-klagomål.docx
+++ b/klagomål/A 37062-2025 FSC-klagomål.docx
@@ -733,7 +733,7 @@
     <w:r>
       <w:tab/>
       <w:tab/>
-      <w:t>2026-06-18</w:t>
+      <w:t>2026-06-19</w:t>
       <w:br/>
       <w:br/>
     </w:r>

--- a/klagomål/A 37062-2025 FSC-klagomål.docx
+++ b/klagomål/A 37062-2025 FSC-klagomål.docx
@@ -733,7 +733,7 @@
     <w:r>
       <w:tab/>
       <w:tab/>
-      <w:t>2026-06-19</w:t>
+      <w:t>2026-06-20</w:t>
       <w:br/>
       <w:br/>
     </w:r>

--- a/klagomål/A 37062-2025 FSC-klagomål.docx
+++ b/klagomål/A 37062-2025 FSC-klagomål.docx
@@ -168,38 +168,7 @@
     </w:p>
     <w:p>
       <w:r>
-        <w:t>Detta dokument behandlar höga naturvärden i avverkningsanmälan A 37062-2025 i Bergs kommun som inkom 2025-08-06 och omfattar 8,5 ha.</w:t>
-      </w:r>
-    </w:p>
-    <w:p>
-      <w:r>
-        <w:t>Nedan presenteras fynd av naturvårdsarter som gjorts i det avverkningsanmälda området, samt relevanta utdrag ur standarderna för FSC, Chain of Custody, Controlled Wood och PEFC.</w:t>
-      </w:r>
-    </w:p>
-    <w:p>
-      <w:r>
-        <w:t>Vi förväntar oss att ni återkommer med ett skriftligt svar på vårt klagomål och även beskriver vilka korrigerande åtgärder ni satt in för att rätta till identifierade brister i er efterlevnad av den svenska FSC standarden.</w:t>
-      </w:r>
-    </w:p>
-    <w:p>
-      <w:pPr>
-        <w:pStyle w:val="Heading1"/>
-      </w:pPr>
-      <w:r>
-        <w:t>Naturvårdsarter</w:t>
-      </w:r>
-    </w:p>
-    <w:p>
-      <w:r>
-        <w:t>Inom 16 meter från avverkningsanmälan har följande 3 naturvårdsarter hittats: tibast (S, T), underviol (S, T) och ögonpyrola (S, T). Arter som är signalarter enligt Skogsstyrelsen har markerats med (S). Typiska arter inom Natura 2000 som är kopplade till skogsekosystem har markerats med (T).</w:t>
-      </w:r>
-    </w:p>
-    <w:p>
-      <w:r>
-        <w:t>De påträffade naturvårdsarterna är ett tydligt kvitto på att det rör sig om en skog med höga naturvärden.</w:t>
-      </w:r>
-      <w:r>
-        <w:t xml:space="preserve"> I Figur 1 visas fyndplatser för naturvårdsarter i området, som finns registrerade på Artportalen.</w:t>
+        <w:t>Detta klagomål behandlar höga naturvärden i avverkningsanmälan A 37062-2025 i Bergs kommun som inkom 2025-08-06 och omfattar 8,5 ha.</w:t>
       </w:r>
     </w:p>
     <w:p>
@@ -247,7 +216,35 @@
         <w:spacing w:after="240"/>
       </w:pPr>
       <w:r>
-        <w:t>Figur 1. Fyndplatser för naturvårdsarter inom 16 meter från avverkningsanmälan (röd linje). Markörer utan svart kant är placerade på fyndplatsen. Markörer med svart kant är placerade vid sidan av fyndplatsen och har ett svart streck som visar fyndplatsens exakta position. Kartans mittpunktskoordinat är N 6971287, E 415495 i SWEREF 99 TM.</w:t>
+        <w:t>Figur 1. Fyndplatser för naturvårdsarter inom 16 meter från avverkningsanmälan. Markörer utan svart kant är placerade på fyndplatsen. Markörer med svart kant är placerade vid sidan av fyndplatsen har ett svart streck som visar fyndplatsens exakta position. Kartans mittpunktskoordinat är N 6971287, E 415495 i SWEREF 99 TM.</w:t>
+      </w:r>
+    </w:p>
+    <w:p>
+      <w:r>
+        <w:t>Inom 16 meter från avverkningsanmälan finns fynd av 3 naturvårdsarter, varav 3 är typiska (T) och 3 är signalarter (S): tibast (S, T), underviol (S, T) och ögonpyrola (S, T). Se Figur 1.</w:t>
+      </w:r>
+    </w:p>
+    <w:p>
+      <w:r>
+        <w:t>Nedan presenteras relevanta utdrag ur standarderna för FSC, Chain of Custody, Controlled Wood och PEFC.</w:t>
+      </w:r>
+    </w:p>
+    <w:p>
+      <w:r>
+        <w:t>Vi förväntar oss att ni återkommer med ett skriftligt svar på vårt klagomål och även beskriver vilka korrigerande åtgärder ni satt in för att rätta till identifierade brister i er efterlevnad av den svenska FSC standarden.</w:t>
+      </w:r>
+    </w:p>
+    <w:p>
+      <w:pPr>
+        <w:pStyle w:val="Heading1"/>
+      </w:pPr>
+      <w:r>
+        <w:t>Naturvårdsarter och fridlysta arter</w:t>
+      </w:r>
+    </w:p>
+    <w:p>
+      <w:r>
+        <w:t>Nedan följer beskrivningar av de naturvårdsarter och fridlysta arter som har sina livsmiljöer och växtplatser i den avverkningsanmälda skogen. De påträffade naturvårdsarterna är ett tydligt kvitto på att det rör sig om en skog med höga naturvärden.</w:t>
       </w:r>
     </w:p>
     <w:p>
@@ -733,7 +730,7 @@
     <w:r>
       <w:tab/>
       <w:tab/>
-      <w:t>2026-06-20</w:t>
+      <w:t>2026-06-21</w:t>
       <w:br/>
       <w:br/>
     </w:r>

--- a/klagomål/A 37062-2025 FSC-klagomål.docx
+++ b/klagomål/A 37062-2025 FSC-klagomål.docx
@@ -730,7 +730,7 @@
     <w:r>
       <w:tab/>
       <w:tab/>
-      <w:t>2026-06-21</w:t>
+      <w:t>2026-06-22</w:t>
       <w:br/>
       <w:br/>
     </w:r>

--- a/klagomål/A 37062-2025 FSC-klagomål.docx
+++ b/klagomål/A 37062-2025 FSC-klagomål.docx
@@ -730,7 +730,7 @@
     <w:r>
       <w:tab/>
       <w:tab/>
-      <w:t>2026-06-22</w:t>
+      <w:t>2026-06-23</w:t>
       <w:br/>
       <w:br/>
     </w:r>

--- a/klagomål/A 37062-2025 FSC-klagomål.docx
+++ b/klagomål/A 37062-2025 FSC-klagomål.docx
@@ -730,7 +730,7 @@
     <w:r>
       <w:tab/>
       <w:tab/>
-      <w:t>2026-06-23</w:t>
+      <w:t>2026-06-24</w:t>
       <w:br/>
       <w:br/>
     </w:r>

--- a/klagomål/A 37062-2025 FSC-klagomål.docx
+++ b/klagomål/A 37062-2025 FSC-klagomål.docx
@@ -730,7 +730,7 @@
     <w:r>
       <w:tab/>
       <w:tab/>
-      <w:t>2026-06-24</w:t>
+      <w:t>2026-06-25</w:t>
       <w:br/>
       <w:br/>
     </w:r>

--- a/klagomål/A 37062-2025 FSC-klagomål.docx
+++ b/klagomål/A 37062-2025 FSC-klagomål.docx
@@ -730,7 +730,7 @@
     <w:r>
       <w:tab/>
       <w:tab/>
-      <w:t>2026-06-25</w:t>
+      <w:t>2026-06-26</w:t>
       <w:br/>
       <w:br/>
     </w:r>

--- a/klagomål/A 37062-2025 FSC-klagomål.docx
+++ b/klagomål/A 37062-2025 FSC-klagomål.docx
@@ -730,7 +730,7 @@
     <w:r>
       <w:tab/>
       <w:tab/>
-      <w:t>2026-06-26</w:t>
+      <w:t>2026-06-27</w:t>
       <w:br/>
       <w:br/>
     </w:r>

--- a/klagomål/A 37062-2025 FSC-klagomål.docx
+++ b/klagomål/A 37062-2025 FSC-klagomål.docx
@@ -730,7 +730,7 @@
     <w:r>
       <w:tab/>
       <w:tab/>
-      <w:t>2026-06-27</w:t>
+      <w:t>2026-06-28</w:t>
       <w:br/>
       <w:br/>
     </w:r>

--- a/klagomål/A 37062-2025 FSC-klagomål.docx
+++ b/klagomål/A 37062-2025 FSC-klagomål.docx
@@ -730,7 +730,7 @@
     <w:r>
       <w:tab/>
       <w:tab/>
-      <w:t>2026-06-28</w:t>
+      <w:t>2026-06-29</w:t>
       <w:br/>
       <w:br/>
     </w:r>

--- a/klagomål/A 37062-2025 FSC-klagomål.docx
+++ b/klagomål/A 37062-2025 FSC-klagomål.docx
@@ -730,7 +730,7 @@
     <w:r>
       <w:tab/>
       <w:tab/>
-      <w:t>2026-06-29</w:t>
+      <w:t>2026-06-30</w:t>
       <w:br/>
       <w:br/>
     </w:r>

--- a/klagomål/A 37062-2025 FSC-klagomål.docx
+++ b/klagomål/A 37062-2025 FSC-klagomål.docx
@@ -730,7 +730,7 @@
     <w:r>
       <w:tab/>
       <w:tab/>
-      <w:t>2026-06-30</w:t>
+      <w:t>2026-07-01</w:t>
       <w:br/>
       <w:br/>
     </w:r>

--- a/klagomål/A 37062-2025 FSC-klagomål.docx
+++ b/klagomål/A 37062-2025 FSC-klagomål.docx
@@ -730,7 +730,7 @@
     <w:r>
       <w:tab/>
       <w:tab/>
-      <w:t>2026-07-01</w:t>
+      <w:t>2026-07-02</w:t>
       <w:br/>
       <w:br/>
     </w:r>

--- a/klagomål/A 37062-2025 FSC-klagomål.docx
+++ b/klagomål/A 37062-2025 FSC-klagomål.docx
@@ -730,7 +730,7 @@
     <w:r>
       <w:tab/>
       <w:tab/>
-      <w:t>2026-07-13</w:t>
+      <w:t>2026-07-14</w:t>
       <w:br/>
       <w:br/>
     </w:r>

--- a/klagomål/A 37062-2025 FSC-klagomål.docx
+++ b/klagomål/A 37062-2025 FSC-klagomål.docx
@@ -730,7 +730,7 @@
     <w:r>
       <w:tab/>
       <w:tab/>
-      <w:t>2026-07-14</w:t>
+      <w:t>2026-07-15</w:t>
       <w:br/>
       <w:br/>
     </w:r>

--- a/klagomål/A 37062-2025 FSC-klagomål.docx
+++ b/klagomål/A 37062-2025 FSC-klagomål.docx
@@ -730,7 +730,7 @@
     <w:r>
       <w:tab/>
       <w:tab/>
-      <w:t>2026-07-15</w:t>
+      <w:t>2026-07-16</w:t>
       <w:br/>
       <w:br/>
     </w:r>

--- a/klagomål/A 37062-2025 FSC-klagomål.docx
+++ b/klagomål/A 37062-2025 FSC-klagomål.docx
@@ -730,7 +730,7 @@
     <w:r>
       <w:tab/>
       <w:tab/>
-      <w:t>2026-07-16</w:t>
+      <w:t>2026-07-17</w:t>
       <w:br/>
       <w:br/>
     </w:r>

--- a/klagomål/A 37062-2025 FSC-klagomål.docx
+++ b/klagomål/A 37062-2025 FSC-klagomål.docx
@@ -730,7 +730,7 @@
     <w:r>
       <w:tab/>
       <w:tab/>
-      <w:t>2026-07-17</w:t>
+      <w:t>2026-07-18</w:t>
       <w:br/>
       <w:br/>
     </w:r>

--- a/klagomål/A 37062-2025 FSC-klagomål.docx
+++ b/klagomål/A 37062-2025 FSC-klagomål.docx
@@ -730,7 +730,7 @@
     <w:r>
       <w:tab/>
       <w:tab/>
-      <w:t>2026-07-18</w:t>
+      <w:t>2026-07-19</w:t>
       <w:br/>
       <w:br/>
     </w:r>

--- a/klagomål/A 37062-2025 FSC-klagomål.docx
+++ b/klagomål/A 37062-2025 FSC-klagomål.docx
@@ -730,7 +730,7 @@
     <w:r>
       <w:tab/>
       <w:tab/>
-      <w:t>2026-07-19</w:t>
+      <w:t>2026-07-20</w:t>
       <w:br/>
       <w:br/>
     </w:r>

--- a/klagomål/A 37062-2025 FSC-klagomål.docx
+++ b/klagomål/A 37062-2025 FSC-klagomål.docx
@@ -730,7 +730,7 @@
     <w:r>
       <w:tab/>
       <w:tab/>
-      <w:t>2026-07-20</w:t>
+      <w:t>2026-07-21</w:t>
       <w:br/>
       <w:br/>
     </w:r>

--- a/klagomål/A 37062-2025 FSC-klagomål.docx
+++ b/klagomål/A 37062-2025 FSC-klagomål.docx
@@ -730,7 +730,7 @@
     <w:r>
       <w:tab/>
       <w:tab/>
-      <w:t>2026-07-21</w:t>
+      <w:t>2026-07-22</w:t>
       <w:br/>
       <w:br/>
     </w:r>

--- a/klagomål/A 37062-2025 FSC-klagomål.docx
+++ b/klagomål/A 37062-2025 FSC-klagomål.docx
@@ -730,7 +730,7 @@
     <w:r>
       <w:tab/>
       <w:tab/>
-      <w:t>2026-07-22</w:t>
+      <w:t>2026-07-23</w:t>
       <w:br/>
       <w:br/>
     </w:r>

--- a/klagomål/A 37062-2025 FSC-klagomål.docx
+++ b/klagomål/A 37062-2025 FSC-klagomål.docx
@@ -730,7 +730,7 @@
     <w:r>
       <w:tab/>
       <w:tab/>
-      <w:t>2026-07-23</w:t>
+      <w:t>2026-07-24</w:t>
       <w:br/>
       <w:br/>
     </w:r>

--- a/klagomål/A 37062-2025 FSC-klagomål.docx
+++ b/klagomål/A 37062-2025 FSC-klagomål.docx
@@ -730,7 +730,7 @@
     <w:r>
       <w:tab/>
       <w:tab/>
-      <w:t>2026-07-24</w:t>
+      <w:t>2026-07-25</w:t>
       <w:br/>
       <w:br/>
     </w:r>

--- a/klagomål/A 37062-2025 FSC-klagomål.docx
+++ b/klagomål/A 37062-2025 FSC-klagomål.docx
@@ -730,7 +730,7 @@
     <w:r>
       <w:tab/>
       <w:tab/>
-      <w:t>2026-07-25</w:t>
+      <w:t>2026-07-26</w:t>
       <w:br/>
       <w:br/>
     </w:r>

--- a/klagomål/A 37062-2025 FSC-klagomål.docx
+++ b/klagomål/A 37062-2025 FSC-klagomål.docx
@@ -730,7 +730,7 @@
     <w:r>
       <w:tab/>
       <w:tab/>
-      <w:t>2026-07-26</w:t>
+      <w:t>2026-07-27</w:t>
       <w:br/>
       <w:br/>
     </w:r>

--- a/klagomål/A 37062-2025 FSC-klagomål.docx
+++ b/klagomål/A 37062-2025 FSC-klagomål.docx
@@ -730,7 +730,7 @@
     <w:r>
       <w:tab/>
       <w:tab/>
-      <w:t>2026-07-27</w:t>
+      <w:t>2026-07-28</w:t>
       <w:br/>
       <w:br/>
     </w:r>

--- a/klagomål/A 37062-2025 FSC-klagomål.docx
+++ b/klagomål/A 37062-2025 FSC-klagomål.docx
@@ -730,7 +730,7 @@
     <w:r>
       <w:tab/>
       <w:tab/>
-      <w:t>2026-07-28</w:t>
+      <w:t>2026-07-29</w:t>
       <w:br/>
       <w:br/>
     </w:r>

--- a/klagomål/A 37062-2025 FSC-klagomål.docx
+++ b/klagomål/A 37062-2025 FSC-klagomål.docx
@@ -730,7 +730,7 @@
     <w:r>
       <w:tab/>
       <w:tab/>
-      <w:t>2026-07-29</w:t>
+      <w:t>2026-07-30</w:t>
       <w:br/>
       <w:br/>
     </w:r>

--- a/klagomål/A 37062-2025 FSC-klagomål.docx
+++ b/klagomål/A 37062-2025 FSC-klagomål.docx
@@ -730,7 +730,7 @@
     <w:r>
       <w:tab/>
       <w:tab/>
-      <w:t>2026-07-30</w:t>
+      <w:t>2026-07-31</w:t>
       <w:br/>
       <w:br/>
     </w:r>

--- a/klagomål/A 37062-2025 FSC-klagomål.docx
+++ b/klagomål/A 37062-2025 FSC-klagomål.docx
@@ -730,7 +730,7 @@
     <w:r>
       <w:tab/>
       <w:tab/>
-      <w:t>2026-07-31</w:t>
+      <w:t>2026-08-01</w:t>
       <w:br/>
       <w:br/>
     </w:r>

--- a/klagomål/A 37062-2025 FSC-klagomål.docx
+++ b/klagomål/A 37062-2025 FSC-klagomål.docx
@@ -730,7 +730,7 @@
     <w:r>
       <w:tab/>
       <w:tab/>
-      <w:t>2026-08-01</w:t>
+      <w:t>2026-08-02</w:t>
       <w:br/>
       <w:br/>
     </w:r>

--- a/klagomål/A 37062-2025 FSC-klagomål.docx
+++ b/klagomål/A 37062-2025 FSC-klagomål.docx
@@ -730,7 +730,7 @@
     <w:r>
       <w:tab/>
       <w:tab/>
-      <w:t>2026-08-02</w:t>
+      <w:t>2026-08-03</w:t>
       <w:br/>
       <w:br/>
     </w:r>

--- a/klagomål/A 37062-2025 FSC-klagomål.docx
+++ b/klagomål/A 37062-2025 FSC-klagomål.docx
@@ -730,7 +730,7 @@
     <w:r>
       <w:tab/>
       <w:tab/>
-      <w:t>2026-08-03</w:t>
+      <w:t>2026-08-04</w:t>
       <w:br/>
       <w:br/>
     </w:r>

--- a/klagomål/A 37062-2025 FSC-klagomål.docx
+++ b/klagomål/A 37062-2025 FSC-klagomål.docx
@@ -730,7 +730,7 @@
     <w:r>
       <w:tab/>
       <w:tab/>
-      <w:t>2026-08-04</w:t>
+      <w:t>2026-08-05</w:t>
       <w:br/>
       <w:br/>
     </w:r>

--- a/klagomål/A 37062-2025 FSC-klagomål.docx
+++ b/klagomål/A 37062-2025 FSC-klagomål.docx
@@ -730,7 +730,7 @@
     <w:r>
       <w:tab/>
       <w:tab/>
-      <w:t>2026-08-05</w:t>
+      <w:t>2026-08-07</w:t>
       <w:br/>
       <w:br/>
     </w:r>

--- a/klagomål/A 37062-2025 FSC-klagomål.docx
+++ b/klagomål/A 37062-2025 FSC-klagomål.docx
@@ -730,7 +730,7 @@
     <w:r>
       <w:tab/>
       <w:tab/>
-      <w:t>2026-08-07</w:t>
+      <w:t>2026-08-08</w:t>
       <w:br/>
       <w:br/>
     </w:r>

--- a/klagomål/A 37062-2025 FSC-klagomål.docx
+++ b/klagomål/A 37062-2025 FSC-klagomål.docx
@@ -163,7 +163,7 @@
         <w:pStyle w:val="Title"/>
       </w:pPr>
       <w:r>
-        <w:t>Inledande FSC- /PEFC-klagomål – information om höga naturvärden i avverkningsanmälan A 37062-2025 i Bergs kommun</w:t>
+        <w:t>Inledande FSC- /PEFC-klagomål – information om höga naturvärden och fridlysta arter i avverkningsanmälan A 37062-2025 i Bergs kommun</w:t>
       </w:r>
     </w:p>
     <w:p>
@@ -178,7 +178,7 @@
       <w:r>
         <w:drawing>
           <wp:inline xmlns:a="http://schemas.openxmlformats.org/drawingml/2006/main" xmlns:pic="http://schemas.openxmlformats.org/drawingml/2006/picture">
-            <wp:extent cx="5486400" cy="5654197"/>
+            <wp:extent cx="5486400" cy="5652312"/>
             <wp:docPr id="1" name="Picture 1"/>
             <wp:cNvGraphicFramePr>
               <a:graphicFrameLocks noChangeAspect="1"/>
@@ -199,7 +199,7 @@
                   <pic:spPr>
                     <a:xfrm>
                       <a:off x="0" y="0"/>
-                      <a:ext cx="5486400" cy="5654197"/>
+                      <a:ext cx="5486400" cy="5652312"/>
                     </a:xfrm>
                     <a:prstGeom prst="rect"/>
                   </pic:spPr>
@@ -216,12 +216,12 @@
         <w:spacing w:after="240"/>
       </w:pPr>
       <w:r>
-        <w:t>Figur 1. Fyndplatser för naturvårdsarter inom 16 meter från avverkningsanmälan. Markörer utan svart kant är placerade på fyndplatsen. Markörer med svart kant är placerade vid sidan av fyndplatsen har ett svart streck som visar fyndplatsens exakta position. Kartans mittpunktskoordinat är N 6971287, E 415495 i SWEREF 99 TM.</w:t>
+        <w:t>Figur 1. Fyndplatser för naturvårdsarter i och inom 16 meter från avverkningsanmälan. Markörer utan svart kant är placerade på fyndplatsen. Markörer med svart kant är placerade vid sidan av fyndplatsen och har ett svart streck som visar fyndplatsens exakta position. Kartans mittpunktskoordinat är N 6971287, E 415495 i SWEREF 99 TM.</w:t>
       </w:r>
     </w:p>
     <w:p>
       <w:r>
-        <w:t>Inom 16 meter från avverkningsanmälan finns fynd av 3 naturvårdsarter, varav 3 är typiska (T) och 3 är signalarter (S): tibast (S, T), underviol (S, T) och ögonpyrola (S, T). Se Figur 1.</w:t>
+        <w:t>I och inom 16 meter från avverkningsanmälan finns fynd av 10 naturvårdsarter, varav 7 är rödlistade, 2 är fridlysta, 8 är typiska (T) och 3 är signalarter (S): gräddporing (VU, T), dropptaggsvamp (NT, T), dvärgbägarlav (NT, T), talltita (NT, §4), tretåig hackspett (NT, T, §4), vedflamlav (NT), vedskivlav (NT, T), tibast (S, T), underviol (S, T) och ögonpyrola (S, T). Se Figur 1.</w:t>
       </w:r>
     </w:p>
     <w:p>
@@ -244,7 +244,147 @@
     </w:p>
     <w:p>
       <w:r>
-        <w:t>Nedan följer beskrivningar av de naturvårdsarter och fridlysta arter som har sina livsmiljöer och växtplatser i den avverkningsanmälda skogen. De påträffade naturvårdsarterna är ett tydligt kvitto på att det rör sig om en skog med höga naturvärden.</w:t>
+        <w:t>Nedan följer beskrivningar av de naturvårdsarter och fridlysta arter som har sina livsmiljöer och växtplatser i den avverkningsanmälda skogen. Se även ytterligare artfakta i BILAGA 1. De påträffade naturvårdsarterna är ett tydligt kvitto på att det rör sig om en skog med höga naturvärden.</w:t>
+      </w:r>
+    </w:p>
+    <w:p>
+      <w:r>
+        <w:rPr>
+          <w:b/>
+        </w:rPr>
+        <w:t>Gräddporing (VU)</w:t>
+      </w:r>
+      <w:r>
+        <w:t xml:space="preserve"> växer nästan enbart i urskogsartad barrskog på gamla, kraftigt murkna, grova och mossbelupna tallågor i något fuktiga och skuggiga lägen. Arten är placerad högst upp i Skogsstyrelsens värdepyramid för bedömning av skog med höga naturvärden och indikerar gamla och relativt orörda tallnaturskogar med höga naturvärden där det under låg tid kontinuerligt funnits inslag av grova tallågor. För att på sikt hejda artens vikande trend behöver merparten av gräddporingens nu kända växtplatser undantas från skogsbruk. Gräddporing är typisk art för </w:t>
+      </w:r>
+      <w:r>
+        <w:rPr>
+          <w:i/>
+        </w:rPr>
+        <w:t>9010 Taiga</w:t>
+      </w:r>
+      <w:r>
+        <w:t xml:space="preserve"> (SLU Artdatabanken, 2024; Nitare &amp; Skogsstyrelsen, 2019).</w:t>
+      </w:r>
+    </w:p>
+    <w:p>
+      <w:r>
+        <w:rPr>
+          <w:b/>
+        </w:rPr>
+        <w:t>Dropptaggsvamp (NT)</w:t>
+      </w:r>
+      <w:r>
+        <w:t xml:space="preserve"> bildar mykorrhiza med tall, främst i barrskog med trädkontinuitet, i magra, torra och ljusöppna lavtallskogar och i barrblandskogar med friskmossor och lingon i fältskiktet. Den totala populationen i landet har minskat och bedöms fortsätta minska till följd av slutavverkningar av tallskog. Det är högst oklart om arten långsiktigt kan etablera och reproducera sig i skogsbestånd som brukas med trakthyggesmetoder, markberedning, gödsling eller föryngring med förädlat plantmaterial. Uppfyller kriterierna för att bli rödlistad på grund av ny kunskap som visar att en större andel av populationen än tidigare bedömt är knuten till kontinuitetsbarrskog. Minskningstakten för den svenska populationen bedöms vara nära gränsvärdet för Sårbar (VU). Dropptaggsvamp är typisk art för </w:t>
+      </w:r>
+      <w:r>
+        <w:rPr>
+          <w:i/>
+        </w:rPr>
+        <w:t xml:space="preserve">9010 Taiga </w:t>
+      </w:r>
+      <w:r>
+        <w:t>(SLU Artdatabanken, 2026).</w:t>
+      </w:r>
+    </w:p>
+    <w:p>
+      <w:r>
+        <w:rPr>
+          <w:b/>
+        </w:rPr>
+        <w:t>Dvärgbägarlav (NT)</w:t>
+      </w:r>
+      <w:r>
+        <w:t xml:space="preserve"> förekommer över hela Sverige på gammal hård ved, huvudsakligen på tall men i södra Sverige även på ek. Veden utgörs framförallt av grova stubbar, lågor och grenar. Substratet har blivit sällsyntare och nybildning av substrat sker bara i begränsad omfattning. Arten hotas av att grova lågor blir allt sällsyntare i dagens kulturskogar samt att nybildningen av lämpliga substrat går mycket långsamt. En riklig tillgång på gamla tall- eller eklågor måste säkerställas på artens lokaler. Dvärgbägarlav är typisk art för </w:t>
+      </w:r>
+      <w:r>
+        <w:rPr>
+          <w:i/>
+        </w:rPr>
+        <w:t>9010 Taiga</w:t>
+      </w:r>
+      <w:r>
+        <w:t xml:space="preserve"> (SLU Artdatabanken, 2024; Nitare &amp; Skogsstyrelsen, 2019).</w:t>
+      </w:r>
+    </w:p>
+    <w:p>
+      <w:r>
+        <w:rPr>
+          <w:b/>
+        </w:rPr>
+        <w:t>Talltita (NT, §4)</w:t>
+      </w:r>
+      <w:r>
+        <w:t>, rödlistad som nära hotad och prioriterad art i Skogsvårdslagen, har häckningsrevir i anmälan. Arten har minskat kraftigt de senaste 30 åren och minskningstakten innevarande 10-årsperiod beräknas till 20 (10–30) %. Talltitan är synnerligen trogen sitt cirka 15 hektar stora revir och är beroende av flerskiktade olikåldriga skogar för att kunna föda upp sina ungar. Talltitan försvinner om dess livsmiljö kalavverkas (Eggers &amp; Low, 2014; Ekman, 1979; Griesser et al, 2007; Klein, 2020; Siffczyk et al, 2003; SLU Artdatabanken, 2021).</w:t>
+      </w:r>
+    </w:p>
+    <w:p>
+      <w:r>
+        <w:rPr>
+          <w:b/>
+        </w:rPr>
+        <w:t>Tretåig hackspett (NT, §4)</w:t>
+      </w:r>
+      <w:r>
+        <w:t xml:space="preserve"> är rödlistad som nära hotad och ingår i bilaga 1 i EU:s fågeldirektiv. Tretåig hackspett är för sin överlevnad beroende av kontinuerlig tillförsel av äldre döende och död ved, som sker genom naturliga självgallringsprocesser i äldre grannaturskogar och barrblandade naturskogar. Om en skog genom skogsbruk gallras eller glesas ur så upphör och uteblir i stort sett den naturliga självgallringsprocessen för mycket lång tid framöver vilket omöjliggör upprätthållandet av den kontinuerliga ekologiska funktionen i ett område. Det finns studier som visar att naturskogens självgallringsprocess som den tretåiga hackspetten är beroende av, inte kan ersättas med efterlämnad hänsyn i skogsbruket (Imbeau &amp; Desrochers, 2002). Storleken på häckningsreviret varierar med skogstypen, förekomsten av död ved och graden av fragmentering, men är i allmänhet i storleksordningen 25–100 hektar. Vintertid krävs ofta betydligt större områden och det finns studier som antyder att arten behöver minst 100 hektar äldre skog. I områden med låg bonitet kan det behövas över 200 hektar lämpligt habitat för att ett par ska kunna reproducera sig. Områden med dokumenterad permanent förekomst i naturskogsmiljöer har vanligen så stora naturvärden att skogsbruk är olämpligt. Tretåig hackspett är typisk art för </w:t>
+      </w:r>
+      <w:r>
+        <w:rPr>
+          <w:i/>
+        </w:rPr>
+        <w:t xml:space="preserve">9010 Taiga, 9740 Skogsbevuxen myr, 9030 Landhöjningsskog </w:t>
+      </w:r>
+      <w:r>
+        <w:t xml:space="preserve">och </w:t>
+      </w:r>
+      <w:r>
+        <w:rPr>
+          <w:i/>
+        </w:rPr>
+        <w:t>9040 Fjällbjörkskog</w:t>
+      </w:r>
+      <w:r>
+        <w:t xml:space="preserve"> (Skogsstyrelsen, 2016; SLU Artdatabanken, 2024).</w:t>
+      </w:r>
+    </w:p>
+    <w:p>
+      <w:r>
+        <w:rPr>
+          <w:b/>
+        </w:rPr>
+        <w:t>Vedflamlav (NT)</w:t>
+      </w:r>
+      <w:r>
+        <w:t xml:space="preserve"> växer på gammal hård och torr, exponerad kärnved av tall, främst på högstubbar i ljusöppna lägen, t.ex. vid och på myrar, sjökanter, i glesa hällmarkskogar och i brandpräglade tallnaturskogar. Substratet nyskapas i begränsad omfattning och arten är en utmärkt indikator på höga naturvärden i denna skogstyp. Tall- och barrblandskogar med naturskogskaraktär och spår av bränder har ofta höga biologiska värden och bör skyddas. På vedflamlavens bål kan den sällsynta spiklaven/parasiten </w:t>
+      </w:r>
+      <w:r>
+        <w:rPr>
+          <w:i/>
+        </w:rPr>
+        <w:t>Calicium ramboldiicola</w:t>
+      </w:r>
+      <w:r>
+        <w:t xml:space="preserve"> (VU) påträffas (SLU Artdatabanken, 2026).</w:t>
+      </w:r>
+    </w:p>
+    <w:p>
+      <w:r>
+        <w:rPr>
+          <w:b/>
+        </w:rPr>
+        <w:t>Vedskivlav (NT)</w:t>
+      </w:r>
+      <w:r>
+        <w:t xml:space="preserve"> växer på gammal, torr, exponerad, hård kärnved av framförallt tall i naturskogsartade bestånd. Avverkning av tallskog av naturskogskaraktär med spår av återkommande bränder är ett hot. Mängden lämplig ved att växa på för vedskivlav minskar, dels på grund av naturlig nedbrytning men framförallt på grund av att de förstörs i samband med slutavverkningar, gallringar och markberedning. Tall- och blandbarrskogar av naturskogskaraktär med spår av återkommande bränder bör skyddas. Vedskivlav är typisk art för </w:t>
+      </w:r>
+      <w:r>
+        <w:rPr>
+          <w:i/>
+        </w:rPr>
+        <w:t>9010 Taiga</w:t>
+      </w:r>
+      <w:r>
+        <w:t xml:space="preserve"> (SLU Artdatabanken, 2024).</w:t>
       </w:r>
     </w:p>
     <w:p>
@@ -377,6 +517,22 @@
       <w:r>
         <w:t>I den avverkningsanmälda skogen har fridlysta arter sina livsmiljöer och växtplatser. Att skada de fridlysta arternas livsmiljöer, växtplatser eller ekologiska funktion är inte tillåtet enligt artskyddsförordningen.</w:t>
       </w:r>
+      <w:r>
+        <w:rPr>
+          <w:i/>
+        </w:rPr>
+        <w:t xml:space="preserve"> EU:s medlemsländer och skogsbolag är skyldiga att agera i enlighet med EU:s fågeldirektiv där det uttryckligen står att direktivet gäller för fåglar samt för deras ägg, bon och </w:t>
+      </w:r>
+      <w:r>
+        <w:rPr>
+          <w:b/>
+          <w:i/>
+        </w:rPr>
+        <w:t xml:space="preserve">livsmiljöer </w:t>
+      </w:r>
+      <w:r>
+        <w:t>(artikel 1). Vidare att de åtgärder som vidtas inte får leda till en försämring av den nuvarande situationen beträffande bevarandet av de fågelarter som avses i artikel 1 (artikel 13).</w:t>
+      </w:r>
     </w:p>
     <w:p>
       <w:r>
@@ -415,7 +571,7 @@
         <w:rPr>
           <w:i/>
         </w:rPr>
-        <w:t>I det avverkningsanmälda skogsområdet har 3 naturvårdsarter varav 0 rödlistade arter sina livsmiljöer och växtplatser.</w:t>
+        <w:t>I det avverkningsanmälda skogsområdet har 10 naturvårdsarter varav 7 rödlistade arter sina livsmiljöer och växtplatser.</w:t>
       </w:r>
     </w:p>
     <w:p>
@@ -600,6 +756,340 @@
           <w:i/>
         </w:rPr>
         <w:t>I den avverkningsanmälda skogen har fridlysta arter sina livsmiljöer och växtplatser. Att skada de fridlysta arternas livsmiljöer, växtplatser eller ekologiska funktion är inte tillåtet enligt artskyddsförordningen</w:t>
+      </w:r>
+    </w:p>
+    <w:p>
+      <w:r>
+        <w:br w:type="page"/>
+      </w:r>
+    </w:p>
+    <w:p>
+      <w:pPr>
+        <w:pStyle w:val="Title"/>
+      </w:pPr>
+      <w:r>
+        <w:t>BILAGA 1 – Fridlysta arter</w:t>
+      </w:r>
+    </w:p>
+    <w:p>
+      <w:pPr>
+        <w:pStyle w:val="Heading1"/>
+      </w:pPr>
+      <w:r>
+        <w:t>Talltita – ekologi samt krav på livsmiljön</w:t>
+      </w:r>
+    </w:p>
+    <w:p>
+      <w:r>
+        <w:t>Talltita är rödlistad som NT, fridlyst och prioriterad art i Skogsvårdslagen. Den omfattas av EU:s fågeldirektiv. Arten har minskat kraftigt de senaste 30 åren och minskningstakten innevarande 10-årsperiod beräknas till 20 (10–30) % (SLU Artdatabanken, 2022).</w:t>
+      </w:r>
+    </w:p>
+    <w:p>
+      <w:r>
+        <w:t>Talltita föredrar större sammanhängande barrskogar, och finns såväl i tallskog som granskog och i lövblandad barrskog. Skogens struktur är viktig och ska helst vara flerskiktad med riklig underväxt av mindre granar, björk och andra lövträd och buskar. Tillgång på murknande högstubbar är särskilt viktig, eftersom talltitan helst själv hackar ut sitt bohål (SLU Artdatabanken, 2022).</w:t>
+      </w:r>
+    </w:p>
+    <w:p>
+      <w:r>
+        <w:t>Det finns flera studier som visar att talltita är känslig för gallring och inte överlever när dess livsmiljö kalavverkas (Eggers and Low, 2014; Griesser et al., 2007; Klein, 2020). Talltitans revir är förhållandevis stora, 10–20 hektar och arten missgynnas när skogen fragmenteras. Kalavverkning av större delar av reviret innebär att det överges (Artdatabanken, 2021).</w:t>
+      </w:r>
+    </w:p>
+    <w:p>
+      <w:r>
+        <w:t>Talltitan är synnerligen trogen sitt revir så länge paret lever och biotopen förblir intakt. Paret stannar i sitt revir året om. En förlust av ett revir har därför en stor inverkan på den lokala populationen och trakthyggesbruket anses vara orsak till den svenska populationens kraftiga minskning. Talltiteparets revirtrohet innebär att närhelst under året man observerar en adult talltita så ingår denna plats i reviret (Siffczyk et al., 2003; Ekman, 1979).</w:t>
+      </w:r>
+    </w:p>
+    <w:p>
+      <w:pPr>
+        <w:pStyle w:val="Heading2"/>
+      </w:pPr>
+      <w:r>
+        <w:t>Referenser – talltita</w:t>
+      </w:r>
+    </w:p>
+    <w:p>
+      <w:r>
+        <w:t xml:space="preserve">Eggers, S., Low, M., 2014. </w:t>
+      </w:r>
+      <w:r>
+        <w:rPr>
+          <w:i/>
+        </w:rPr>
+        <w:t xml:space="preserve">Differential demographic responses of sympatric Parids to vegetation management in boreal forest. </w:t>
+      </w:r>
+      <w:r>
+        <w:t>For. Ecol. Manage. 319, 169–175.</w:t>
+      </w:r>
+    </w:p>
+    <w:p>
+      <w:r>
+        <w:t xml:space="preserve">Ekman, J., 1979. </w:t>
+      </w:r>
+      <w:r>
+        <w:rPr>
+          <w:i/>
+        </w:rPr>
+        <w:t xml:space="preserve">Coherence, composition and territories of winter social groups of the Willow Tit Parus montanus and the Crested Tit P. cristatus. </w:t>
+      </w:r>
+      <w:r>
+        <w:t>Ornis Scandinavica, 10, pp 56–68</w:t>
+      </w:r>
+    </w:p>
+    <w:p>
+      <w:r>
+        <w:t xml:space="preserve">Griesser, M., Nystrand, M., Eggers, S., Ekman, J., 2007. </w:t>
+      </w:r>
+      <w:r>
+        <w:rPr>
+          <w:i/>
+        </w:rPr>
+        <w:t xml:space="preserve">Impact of forestry practices on fitness correlates and population productivity in an open-nesting bird species. </w:t>
+      </w:r>
+      <w:r>
+        <w:t>Conserv. Biol. 21, 767–774. https://doi.org/10.1111/j.1523- 1739.2007.00675.x</w:t>
+      </w:r>
+    </w:p>
+    <w:p>
+      <w:r>
+        <w:t xml:space="preserve">Klein, J., 2020. </w:t>
+      </w:r>
+      <w:r>
+        <w:rPr>
+          <w:i/>
+        </w:rPr>
+        <w:t xml:space="preserve">The forgotten forest – On thinning, retention, and biodiversity in the boreal forest. </w:t>
+      </w:r>
+      <w:r>
+        <w:t>Doctoral Thesis No. 2020:50</w:t>
+      </w:r>
+    </w:p>
+    <w:p>
+      <w:r>
+        <w:t xml:space="preserve">Siffczyk, C., Brotons, L., Kangas, K., Orell, M., 2003. </w:t>
+      </w:r>
+      <w:r>
+        <w:rPr>
+          <w:i/>
+        </w:rPr>
+        <w:t xml:space="preserve">Home range size of willow tits. </w:t>
+      </w:r>
+      <w:r>
+        <w:t>Oecologica, 136, 635–642 (2003)</w:t>
+      </w:r>
+    </w:p>
+    <w:p>
+      <w:r>
+        <w:t xml:space="preserve">SLU Artdatabanken, 2021. </w:t>
+      </w:r>
+      <w:r>
+        <w:rPr>
+          <w:i/>
+        </w:rPr>
+        <w:t xml:space="preserve">Artfaktablad. Naturvård – artfakta. </w:t>
+      </w:r>
+      <w:r>
+        <w:t>SLU Artdatabanken, Uppsala</w:t>
+      </w:r>
+    </w:p>
+    <w:p>
+      <w:pPr>
+        <w:pStyle w:val="Heading1"/>
+      </w:pPr>
+      <w:r>
+        <w:t>Tretåig hackspett – ekologi samt krav på livsmiljön</w:t>
+      </w:r>
+    </w:p>
+    <w:p>
+      <w:r>
+        <w:t xml:space="preserve">Tretåig hackspett (NT) är fridlyst enligt §4 Artskyddsförordningen och finns med som prioriterad art i Skogsstyrelsen vägledning för skogsbruket (bilaga 4 till SVL). I vägledningen står bland annat att: </w:t>
+      </w:r>
+      <w:r>
+        <w:rPr>
+          <w:i/>
+        </w:rPr>
+        <w:t xml:space="preserve">“Tretåig hackspett har stora arealkrav och höga krav på sin livsmiljö. Omdaningen av naturskogar till kulturskogar medför en förlust av viktiga miljöer, något som förstärks av ökad fragmentering till följd av avverkningar.” </w:t>
+      </w:r>
+      <w:r>
+        <w:t xml:space="preserve">Vidare att: </w:t>
+      </w:r>
+      <w:r>
+        <w:rPr>
+          <w:i/>
+        </w:rPr>
+        <w:t>“Områden med dokumenterad permanent förekomst i naturskogsmiljöer har vanligen så stora naturvärden att skogsbruk är olämpligt”</w:t>
+      </w:r>
+      <w:r>
+        <w:t xml:space="preserve"> (SLU Artdatabanken, 2024; Skogsstyrelsen, 2016)</w:t>
+      </w:r>
+      <w:r>
+        <w:rPr>
+          <w:i/>
+        </w:rPr>
+        <w:t>.</w:t>
+      </w:r>
+    </w:p>
+    <w:p>
+      <w:r>
+        <w:t>Tretåig hackspett är beroende av större sammanhängande naturskogar med kontinuerlig tillgång och nybildning av död ved och fragmentering av livsmiljöerna utgör ett stort hot mot arten (se exempelvis Stachura-Skierczynska et al., 2009; Wesolowski et al., 2005; Butler et al., 2004; Pakkala et al., 2002; Amcoff et al., 1996; Virkkala, 1991). Det finns studier som visar att naturskogens självgallringsprocess som den tretåiga hackspetten är beroende av, inte kan ersättas med efterlämnad hänsyn i skogsbruket (Imbeau &amp; Desrochers, 2002).</w:t>
+      </w:r>
+    </w:p>
+    <w:p>
+      <w:r>
+        <w:t>Permanenta revir av tretåig hackspett karaktäriseras ofta av artens typiska ringformigt ordnade hackmärken på framför allt gamla granar. För att säkerställa att inte revir av tretåig hackspett drabbas av avverkningsplanerna bör en inventering göras i området både under häckningstid och under vintern, då arten utnyttjar betydligt större områden än under sommarens häckningsrevir. Storleken på häckningsreviret varierar med skogstypen, förekomsten av död ved och graden av fragmentering, men är i allmänhet i storleksordningen 25–100 hektar (SLU Artdatabanken, 2024; Skogsstyrelsen, 2016).</w:t>
+      </w:r>
+    </w:p>
+    <w:p>
+      <w:r>
+        <w:t xml:space="preserve">Förutom fridlysning enligt §4 Artskyddsförordningen är tretåig hackspett även förtecknad i EU:s fågeldirektiv bilaga 1. Den är typisk art för </w:t>
+      </w:r>
+      <w:r>
+        <w:rPr>
+          <w:i/>
+        </w:rPr>
+        <w:t xml:space="preserve">9010 Taiga, 9740 Skogsbevuxen myr, 9030 Landhöjningsskog </w:t>
+      </w:r>
+      <w:r>
+        <w:t xml:space="preserve">och </w:t>
+      </w:r>
+      <w:r>
+        <w:rPr>
+          <w:i/>
+        </w:rPr>
+        <w:t>9040 Fjällbjörkskog</w:t>
+      </w:r>
+      <w:r>
+        <w:t xml:space="preserve"> samt ingår i Natura 2000 och är förtecknad i Bernkonventionen bilaga II (strikt skyddade djurarter) (SLU Artdatabanken, 2024; Skogsstyrelsen, 2016).</w:t>
+      </w:r>
+    </w:p>
+    <w:p>
+      <w:pPr>
+        <w:pStyle w:val="Heading2"/>
+      </w:pPr>
+      <w:r>
+        <w:t>Referenser – tretåig hackspett</w:t>
+      </w:r>
+    </w:p>
+    <w:p>
+      <w:r>
+        <w:t xml:space="preserve">Amcoff, M. &amp; Eriksson, P. 1996. </w:t>
+      </w:r>
+      <w:r>
+        <w:rPr>
+          <w:i/>
+        </w:rPr>
+        <w:t xml:space="preserve">Förekomst av tretåig hackspett Picoides tridactylus på bestånds- och landskapsnivå. </w:t>
+      </w:r>
+      <w:r>
+        <w:t>Ornis Svecica 6: 107–119.</w:t>
+      </w:r>
+    </w:p>
+    <w:p>
+      <w:r>
+        <w:t xml:space="preserve">Butler, R., Angelstam, P., Ekelund, P. &amp; Schlaeffer, R. 2004. </w:t>
+      </w:r>
+      <w:r>
+        <w:rPr>
+          <w:i/>
+        </w:rPr>
+        <w:t xml:space="preserve">Dead wood threshold values for the three-toed woodpecker presence in boreal and sub-Alpine forest. </w:t>
+      </w:r>
+      <w:r>
+        <w:t>Biological conservation 119(3): 305–318.</w:t>
+      </w:r>
+    </w:p>
+    <w:p>
+      <w:r>
+        <w:t xml:space="preserve">Imbeau, L. &amp; Desrochers, A. 2002. </w:t>
+      </w:r>
+      <w:r>
+        <w:rPr>
+          <w:i/>
+        </w:rPr>
+        <w:t xml:space="preserve">Foraging Ecology and Use of Drumming Trees by Three-Toed Woodpeckers. </w:t>
+      </w:r>
+      <w:r>
+        <w:t>The Journal of Wildlife Management. Vol. 66, No. 1 (Jan., 2002), pp. 222–231.</w:t>
+      </w:r>
+    </w:p>
+    <w:p>
+      <w:r>
+        <w:t xml:space="preserve">Pakkala, T., Hanski, I. &amp; Tomppo, E. 2002. </w:t>
+      </w:r>
+      <w:r>
+        <w:rPr>
+          <w:i/>
+        </w:rPr>
+        <w:t xml:space="preserve">Spatial ecology of the three-toed woodpecker in managed forest landscapes. </w:t>
+      </w:r>
+      <w:r>
+        <w:t>Silva Fennica 36(1): 279–288.</w:t>
+      </w:r>
+    </w:p>
+    <w:p>
+      <w:r>
+        <w:t xml:space="preserve">Skogsstyrelsen, 2016. </w:t>
+      </w:r>
+      <w:r>
+        <w:rPr>
+          <w:i/>
+        </w:rPr>
+        <w:t>Vägledning för hänsyn till fåglar – Tretåig hackspett.</w:t>
+      </w:r>
+    </w:p>
+    <w:p>
+      <w:r>
+        <w:t xml:space="preserve">SLU Artdatabanken, 2024. </w:t>
+      </w:r>
+      <w:r>
+        <w:rPr>
+          <w:i/>
+        </w:rPr>
+        <w:t xml:space="preserve">Artfaktablad. Naturvård – artfakta. </w:t>
+      </w:r>
+      <w:r>
+        <w:t>SLU Artdatabanken, Uppsala.</w:t>
+      </w:r>
+    </w:p>
+    <w:p>
+      <w:r>
+        <w:t xml:space="preserve">Stachura-Skierczynska, K., Tumiel, T. &amp; Skierczynski, M. 2009. </w:t>
+      </w:r>
+      <w:r>
+        <w:rPr>
+          <w:i/>
+        </w:rPr>
+        <w:t xml:space="preserve">Habitat prediction model for three-toed woodpecker and its implications for the conservation of biologically valuable forests. </w:t>
+      </w:r>
+      <w:r>
+        <w:t>Forest Ecology and Management 258(5): 697–703.</w:t>
+      </w:r>
+    </w:p>
+    <w:p>
+      <w:r>
+        <w:t xml:space="preserve">Virkkala, R. 1991. </w:t>
+      </w:r>
+      <w:r>
+        <w:rPr>
+          <w:i/>
+        </w:rPr>
+        <w:t xml:space="preserve">Population trends of forest birds in a Finnish Lapland landscape of large habitat blocks – Consequences of stochastic environmental variation or regional habitat alteration. </w:t>
+      </w:r>
+      <w:r>
+        <w:t>Biological conservation 56(2): 223–240.</w:t>
+      </w:r>
+    </w:p>
+    <w:p>
+      <w:r>
+        <w:t xml:space="preserve">Wesolowski, T., Czeszczewik, D. &amp; Rowinski, P. 2005. </w:t>
+      </w:r>
+      <w:r>
+        <w:rPr>
+          <w:i/>
+        </w:rPr>
+        <w:t xml:space="preserve">Effects of forest management on Three-toed Woodpecker Picoides tridactylus distribution in the Bialowieza Forest (NE Poland): conservation implications. </w:t>
+      </w:r>
+      <w:r>
+        <w:t>Acta Ornithologica 40(1): 53–60.</w:t>
       </w:r>
     </w:p>
     <w:sectPr>
@@ -730,7 +1220,7 @@
     <w:r>
       <w:tab/>
       <w:tab/>
-      <w:t>2026-08-14</w:t>
+      <w:t>2026-08-15</w:t>
       <w:br/>
       <w:br/>
     </w:r>

--- a/klagomål/A 37062-2025 FSC-klagomål.docx
+++ b/klagomål/A 37062-2025 FSC-klagomål.docx
@@ -1220,7 +1220,7 @@
     <w:r>
       <w:tab/>
       <w:tab/>
-      <w:t>2026-08-15</w:t>
+      <w:t>2026-08-16</w:t>
       <w:br/>
       <w:br/>
     </w:r>

--- a/klagomål/A 37062-2025 FSC-klagomål.docx
+++ b/klagomål/A 37062-2025 FSC-klagomål.docx
@@ -1220,7 +1220,7 @@
     <w:r>
       <w:tab/>
       <w:tab/>
-      <w:t>2026-08-16</w:t>
+      <w:t>2026-08-17</w:t>
       <w:br/>
       <w:br/>
     </w:r>

--- a/klagomål/A 37062-2025 FSC-klagomål.docx
+++ b/klagomål/A 37062-2025 FSC-klagomål.docx
@@ -1220,7 +1220,7 @@
     <w:r>
       <w:tab/>
       <w:tab/>
-      <w:t>2026-08-17</w:t>
+      <w:t>2026-08-18</w:t>
       <w:br/>
       <w:br/>
     </w:r>

--- a/klagomål/A 37062-2025 FSC-klagomål.docx
+++ b/klagomål/A 37062-2025 FSC-klagomål.docx
@@ -1220,7 +1220,7 @@
     <w:r>
       <w:tab/>
       <w:tab/>
-      <w:t>2026-08-18</w:t>
+      <w:t>2026-08-19</w:t>
       <w:br/>
       <w:br/>
     </w:r>

--- a/klagomål/A 37062-2025 FSC-klagomål.docx
+++ b/klagomål/A 37062-2025 FSC-klagomål.docx
@@ -1220,7 +1220,7 @@
     <w:r>
       <w:tab/>
       <w:tab/>
-      <w:t>2026-08-19</w:t>
+      <w:t>2026-08-20</w:t>
       <w:br/>
       <w:br/>
     </w:r>

--- a/klagomål/A 37062-2025 FSC-klagomål.docx
+++ b/klagomål/A 37062-2025 FSC-klagomål.docx
@@ -1220,7 +1220,7 @@
     <w:r>
       <w:tab/>
       <w:tab/>
-      <w:t>2026-08-20</w:t>
+      <w:t>2026-08-21</w:t>
       <w:br/>
       <w:br/>
     </w:r>

--- a/klagomål/A 37062-2025 FSC-klagomål.docx
+++ b/klagomål/A 37062-2025 FSC-klagomål.docx
@@ -1220,7 +1220,7 @@
     <w:r>
       <w:tab/>
       <w:tab/>
-      <w:t>2026-08-21</w:t>
+      <w:t>2026-08-22</w:t>
       <w:br/>
       <w:br/>
     </w:r>

--- a/klagomål/A 37062-2025 FSC-klagomål.docx
+++ b/klagomål/A 37062-2025 FSC-klagomål.docx
@@ -1220,7 +1220,7 @@
     <w:r>
       <w:tab/>
       <w:tab/>
-      <w:t>2026-08-22</w:t>
+      <w:t>2026-08-23</w:t>
       <w:br/>
       <w:br/>
     </w:r>

--- a/klagomål/A 37062-2025 FSC-klagomål.docx
+++ b/klagomål/A 37062-2025 FSC-klagomål.docx
@@ -1220,7 +1220,7 @@
     <w:r>
       <w:tab/>
       <w:tab/>
-      <w:t>2026-08-23</w:t>
+      <w:t>2026-08-24</w:t>
       <w:br/>
       <w:br/>
     </w:r>

--- a/klagomål/A 37062-2025 FSC-klagomål.docx
+++ b/klagomål/A 37062-2025 FSC-klagomål.docx
@@ -1220,7 +1220,7 @@
     <w:r>
       <w:tab/>
       <w:tab/>
-      <w:t>2026-08-24</w:t>
+      <w:t>2026-08-25</w:t>
       <w:br/>
       <w:br/>
     </w:r>

--- a/klagomål/A 37062-2025 FSC-klagomål.docx
+++ b/klagomål/A 37062-2025 FSC-klagomål.docx
@@ -1220,7 +1220,7 @@
     <w:r>
       <w:tab/>
       <w:tab/>
-      <w:t>2026-08-25</w:t>
+      <w:t>2026-08-26</w:t>
       <w:br/>
       <w:br/>
     </w:r>

--- a/klagomål/A 37062-2025 FSC-klagomål.docx
+++ b/klagomål/A 37062-2025 FSC-klagomål.docx
@@ -1220,7 +1220,7 @@
     <w:r>
       <w:tab/>
       <w:tab/>
-      <w:t>2026-08-26</w:t>
+      <w:t>2026-08-27</w:t>
       <w:br/>
       <w:br/>
     </w:r>

--- a/klagomål/A 37062-2025 FSC-klagomål.docx
+++ b/klagomål/A 37062-2025 FSC-klagomål.docx
@@ -1220,7 +1220,7 @@
     <w:r>
       <w:tab/>
       <w:tab/>
-      <w:t>2026-08-27</w:t>
+      <w:t>2026-08-28</w:t>
       <w:br/>
       <w:br/>
     </w:r>

--- a/klagomål/A 37062-2025 FSC-klagomål.docx
+++ b/klagomål/A 37062-2025 FSC-klagomål.docx
@@ -1220,7 +1220,7 @@
     <w:r>
       <w:tab/>
       <w:tab/>
-      <w:t>2026-08-28</w:t>
+      <w:t>2026-08-29</w:t>
       <w:br/>
       <w:br/>
     </w:r>

--- a/klagomål/A 37062-2025 FSC-klagomål.docx
+++ b/klagomål/A 37062-2025 FSC-klagomål.docx
@@ -1220,7 +1220,7 @@
     <w:r>
       <w:tab/>
       <w:tab/>
-      <w:t>2026-08-29</w:t>
+      <w:t>2026-08-31</w:t>
       <w:br/>
       <w:br/>
     </w:r>

--- a/klagomål/A 37062-2025 FSC-klagomål.docx
+++ b/klagomål/A 37062-2025 FSC-klagomål.docx
@@ -1220,7 +1220,7 @@
     <w:r>
       <w:tab/>
       <w:tab/>
-      <w:t>2026-08-31</w:t>
+      <w:t>2026-09-01</w:t>
       <w:br/>
       <w:br/>
     </w:r>

--- a/klagomål/A 37062-2025 FSC-klagomål.docx
+++ b/klagomål/A 37062-2025 FSC-klagomål.docx
@@ -1220,7 +1220,7 @@
     <w:r>
       <w:tab/>
       <w:tab/>
-      <w:t>2026-09-01</w:t>
+      <w:t>2026-09-02</w:t>
       <w:br/>
       <w:br/>
     </w:r>

--- a/klagomål/A 37062-2025 FSC-klagomål.docx
+++ b/klagomål/A 37062-2025 FSC-klagomål.docx
@@ -1220,7 +1220,7 @@
     <w:r>
       <w:tab/>
       <w:tab/>
-      <w:t>2026-09-02</w:t>
+      <w:t>2026-09-03</w:t>
       <w:br/>
       <w:br/>
     </w:r>

--- a/klagomål/A 37062-2025 FSC-klagomål.docx
+++ b/klagomål/A 37062-2025 FSC-klagomål.docx
@@ -1220,7 +1220,7 @@
     <w:r>
       <w:tab/>
       <w:tab/>
-      <w:t>2026-09-03</w:t>
+      <w:t>2026-09-04</w:t>
       <w:br/>
       <w:br/>
     </w:r>

--- a/klagomål/A 37062-2025 FSC-klagomål.docx
+++ b/klagomål/A 37062-2025 FSC-klagomål.docx
@@ -1220,7 +1220,7 @@
     <w:r>
       <w:tab/>
       <w:tab/>
-      <w:t>2026-09-04</w:t>
+      <w:t>2026-09-05</w:t>
       <w:br/>
       <w:br/>
     </w:r>

--- a/klagomål/A 37062-2025 FSC-klagomål.docx
+++ b/klagomål/A 37062-2025 FSC-klagomål.docx
@@ -1220,7 +1220,7 @@
     <w:r>
       <w:tab/>
       <w:tab/>
-      <w:t>2026-09-05</w:t>
+      <w:t>2026-09-06</w:t>
       <w:br/>
       <w:br/>
     </w:r>

--- a/klagomål/A 37062-2025 FSC-klagomål.docx
+++ b/klagomål/A 37062-2025 FSC-klagomål.docx
@@ -1220,7 +1220,7 @@
     <w:r>
       <w:tab/>
       <w:tab/>
-      <w:t>2026-09-06</w:t>
+      <w:t>2026-09-07</w:t>
       <w:br/>
       <w:br/>
     </w:r>

--- a/klagomål/A 37062-2025 FSC-klagomål.docx
+++ b/klagomål/A 37062-2025 FSC-klagomål.docx
@@ -1220,7 +1220,7 @@
     <w:r>
       <w:tab/>
       <w:tab/>
-      <w:t>2026-09-07</w:t>
+      <w:t>2026-09-08</w:t>
       <w:br/>
       <w:br/>
     </w:r>

--- a/klagomål/A 37062-2025 FSC-klagomål.docx
+++ b/klagomål/A 37062-2025 FSC-klagomål.docx
@@ -1220,7 +1220,7 @@
     <w:r>
       <w:tab/>
       <w:tab/>
-      <w:t>2026-09-08</w:t>
+      <w:t>2026-09-09</w:t>
       <w:br/>
       <w:br/>
     </w:r>

--- a/klagomål/A 37062-2025 FSC-klagomål.docx
+++ b/klagomål/A 37062-2025 FSC-klagomål.docx
@@ -1220,7 +1220,7 @@
     <w:r>
       <w:tab/>
       <w:tab/>
-      <w:t>2026-09-09</w:t>
+      <w:t>2026-09-10</w:t>
       <w:br/>
       <w:br/>
     </w:r>

--- a/klagomål/A 37062-2025 FSC-klagomål.docx
+++ b/klagomål/A 37062-2025 FSC-klagomål.docx
@@ -1220,7 +1220,7 @@
     <w:r>
       <w:tab/>
       <w:tab/>
-      <w:t>2026-09-10</w:t>
+      <w:t>2026-09-11</w:t>
       <w:br/>
       <w:br/>
     </w:r>

--- a/klagomål/A 37062-2025 FSC-klagomål.docx
+++ b/klagomål/A 37062-2025 FSC-klagomål.docx
@@ -1220,7 +1220,7 @@
     <w:r>
       <w:tab/>
       <w:tab/>
-      <w:t>2026-09-11</w:t>
+      <w:t>2026-09-12</w:t>
       <w:br/>
       <w:br/>
     </w:r>

--- a/klagomål/A 37062-2025 FSC-klagomål.docx
+++ b/klagomål/A 37062-2025 FSC-klagomål.docx
@@ -1220,7 +1220,7 @@
     <w:r>
       <w:tab/>
       <w:tab/>
-      <w:t>2026-09-12</w:t>
+      <w:t>2026-09-13</w:t>
       <w:br/>
       <w:br/>
     </w:r>
